--- a/ru/wisdom-stories/Bakhtiyar Sirajov/silent-corridor.docx
+++ b/ru/wisdom-stories/Bakhtiyar Sirajov/silent-corridor.docx
@@ -12,12 +12,12 @@
     </w:p>
     <w:p>
       <w:r>
-        <w:t>Две организации совместно работали над проектом: одна была спонсором, другая — организацией, готовившей проект.</w:t>
+        <w:t>Две организации совместно работали над проектом: одна выступала спонсором, другая занималась его подготовкой.</w:t>
       </w:r>
     </w:p>
     <w:p>
       <w:r>
-        <w:t>Проектная команда неустанно трудилась месяцами, готовя документы, и однажды, когда всё было готово, они отправили материалы спонсору и стали ждать ответа. Прошли дни, прошли недели. Результат — тишина.</w:t>
+        <w:t>Проектная команда месяцами неустанно трудилась над документами. Когда всё было готово, она отправила материалы спонсору и стала ждать ответа. Прошли дни, затем недели. В ответ — тишина.</w:t>
       </w:r>
     </w:p>
     <w:p>
@@ -25,7 +25,7 @@
         <w:spacing w:after="80"/>
       </w:pPr>
       <w:r>
-        <w:t>Неуверенность внутри команды росла, распространяясь, словно тень, по коридору:</w:t>
+        <w:t>Тревога в команде росла, словно тень, ползущая по коридору:</w:t>
       </w:r>
     </w:p>
     <w:p>
@@ -38,7 +38,7 @@
     </w:p>
     <w:p>
       <w:r>
-        <w:t>Ни у кого не было чёткой информации. А запросы к спонсору приносили лишь расплывчатые, неясные ответы.</w:t>
+        <w:t xml:space="preserve">Ни у кого не было чёткой информации. На запросы спонсор давал лишь расплывчатые ответы.</w:t>
       </w:r>
     </w:p>
     <w:p>
@@ -48,7 +48,7 @@
     </w:p>
     <w:p>
       <w:r>
-        <w:t>«Да, документы пришли. Но мы их не приняли. Потому что форма представления неправильная, и не была соблюдена официальная процедура».</w:t>
+        <w:t xml:space="preserve">«Да, документы пришли. Но мы их не приняли. Потому что они представлены не по установленной форме и официальная процедура не была соблюдена».</w:t>
       </w:r>
     </w:p>
     <w:p>
@@ -64,7 +64,7 @@
         <w:spacing w:after="80"/>
       </w:pPr>
       <w:r>
-        <w:t>«Почему вы нам об этом не сказали?» — спросили они.</w:t>
+        <w:t xml:space="preserve">«Почему вы нам об этом не сказали?» — спросили сотрудники.</w:t>
       </w:r>
     </w:p>
     <w:p>
@@ -72,7 +72,7 @@
         <w:spacing w:after="80"/>
       </w:pPr>
       <w:r>
-        <w:t>«Мы могли бы вскоре устранить недостатки».</w:t>
+        <w:t xml:space="preserve">«Мы могли бы быстро устранить недостатки».</w:t>
       </w:r>
     </w:p>
     <w:p>
@@ -88,7 +88,7 @@
         <w:keepNext/>
       </w:pPr>
       <w:r>
-        <w:t>«Если бы мы следили за ходом работы, вовремя узнали, где находятся документы, и ясно поговорили с другой стороной, так бы не вышло. Наше время и наш труд пропали даром, доверие пошатнулось, потому что коридор между нами остался безмолвным».</w:t>
+        <w:t xml:space="preserve">«Если бы мы следили за ходом работы, вовремя узнали, где находятся документы, и прояснили ситуацию с другой стороной, так бы не вышло. Наше время и наш труд пропали даром, доверие пошатнулось, потому что коридор между нами остался безмолвным».</w:t>
       </w:r>
     </w:p>
     <w:p>
@@ -118,14 +118,14 @@
         <w:rPr>
           <w:b/>
         </w:rPr>
-        <w:t>: Когда</w:t>
+        <w:t xml:space="preserve">: Когда в</w:t>
       </w:r>
       <w:proofErr w:type="gramEnd"/>
       <w:r>
         <w:rPr>
           <w:b/>
         </w:rPr>
-        <w:t xml:space="preserve"> общение нечёткое, даже </w:t>
+        <w:t xml:space="preserve"> общении нет ясности, даже </w:t>
       </w:r>
       <w:proofErr w:type="gramStart"/>
       <w:r>
@@ -139,7 +139,7 @@
         <w:rPr>
           <w:b/>
         </w:rPr>
-        <w:t xml:space="preserve"> работа может остаться незамеченной. Когда нет последовательного контроля, даже самое крепкое партнёрство слабеет. Иногда сотрудничеству самый большой вред наносит не неудача, а молчание.</w:t>
+        <w:t xml:space="preserve"> работа может остаться незамеченной. Без постоянного внимания к ходу работы даже самое крепкое партнёрство слабеет. Иногда самый большой вред сотрудничеству наносит не неудача, а молчание.</w:t>
       </w:r>
     </w:p>
     <w:p>
